--- a/resources/templates/15述职报告提纲.docx
+++ b/resources/templates/15述职报告提纲.docx
@@ -34,26 +34,7 @@
           <w:sz w:val="30"/>
           <w:szCs w:val="30"/>
         </w:rPr>
-        <w:t xml:space="preserve">                                -----</w:t>
-      </w:r>
-      <w:r>
-        <w:rPr>
-          <w:rFonts w:hint="eastAsia" w:ascii="仿宋_GB2312" w:eastAsia="仿宋_GB2312"/>
-          <w:sz w:val="30"/>
-          <w:szCs w:val="30"/>
-          <w:lang w:val="en-US" w:eastAsia="zh-CN"/>
-        </w:rPr>
-        <w:t>***</w:t>
-      </w:r>
-      <w:bookmarkStart w:id="0" w:name="_GoBack"/>
-      <w:bookmarkEnd w:id="0"/>
-      <w:r>
-        <w:rPr>
-          <w:rFonts w:hint="eastAsia" w:ascii="仿宋_GB2312" w:eastAsia="仿宋_GB2312"/>
-          <w:sz w:val="30"/>
-          <w:szCs w:val="30"/>
-        </w:rPr>
-        <w:t>（述职人）</w:t>
+        <w:t xml:space="preserve">                                -----{reporterName}（述职人）</w:t>
       </w:r>
     </w:p>
     <w:p>
@@ -71,92 +52,7 @@
           <w:sz w:val="30"/>
           <w:szCs w:val="30"/>
         </w:rPr>
-        <w:t>一、我是</w:t>
-      </w:r>
-      <w:r>
-        <w:rPr>
-          <w:rFonts w:hint="eastAsia" w:ascii="仿宋_GB2312" w:eastAsia="仿宋_GB2312"/>
-          <w:sz w:val="30"/>
-          <w:szCs w:val="30"/>
-          <w:lang w:val="en-US" w:eastAsia="zh-CN"/>
-        </w:rPr>
-        <w:t>**</w:t>
-      </w:r>
-      <w:r>
-        <w:rPr>
-          <w:rFonts w:hint="eastAsia" w:ascii="仿宋_GB2312" w:eastAsia="仿宋_GB2312"/>
-          <w:sz w:val="30"/>
-          <w:szCs w:val="30"/>
-        </w:rPr>
-        <w:t>年</w:t>
-      </w:r>
-      <w:r>
-        <w:rPr>
-          <w:rFonts w:hint="eastAsia" w:ascii="仿宋_GB2312" w:eastAsia="仿宋_GB2312"/>
-          <w:sz w:val="30"/>
-          <w:szCs w:val="30"/>
-          <w:lang w:val="en-US" w:eastAsia="zh-CN"/>
-        </w:rPr>
-        <w:t>**</w:t>
-      </w:r>
-      <w:r>
-        <w:rPr>
-          <w:rFonts w:hint="eastAsia" w:ascii="仿宋_GB2312" w:eastAsia="仿宋_GB2312"/>
-          <w:sz w:val="30"/>
-          <w:szCs w:val="30"/>
-        </w:rPr>
-        <w:t>月至</w:t>
-      </w:r>
-      <w:r>
-        <w:rPr>
-          <w:rFonts w:hint="eastAsia" w:ascii="仿宋_GB2312" w:eastAsia="仿宋_GB2312"/>
-          <w:sz w:val="30"/>
-          <w:szCs w:val="30"/>
-          <w:lang w:val="en-US" w:eastAsia="zh-CN"/>
-        </w:rPr>
-        <w:t>**</w:t>
-      </w:r>
-      <w:r>
-        <w:rPr>
-          <w:rFonts w:hint="eastAsia" w:ascii="仿宋_GB2312" w:eastAsia="仿宋_GB2312"/>
-          <w:sz w:val="30"/>
-          <w:szCs w:val="30"/>
-        </w:rPr>
-        <w:t>年</w:t>
-      </w:r>
-      <w:r>
-        <w:rPr>
-          <w:rFonts w:hint="eastAsia" w:ascii="仿宋_GB2312" w:eastAsia="仿宋_GB2312"/>
-          <w:sz w:val="30"/>
-          <w:szCs w:val="30"/>
-          <w:lang w:val="en-US" w:eastAsia="zh-CN"/>
-        </w:rPr>
-        <w:t>**</w:t>
-      </w:r>
-      <w:r>
-        <w:rPr>
-          <w:rFonts w:hint="eastAsia" w:ascii="仿宋_GB2312" w:eastAsia="仿宋_GB2312"/>
-          <w:sz w:val="30"/>
-          <w:szCs w:val="30"/>
-        </w:rPr>
-        <w:t>月任</w:t>
-      </w:r>
-      <w:r>
-        <w:rPr>
-          <w:rFonts w:hint="eastAsia" w:ascii="仿宋_GB2312" w:eastAsia="仿宋_GB2312"/>
-          <w:sz w:val="30"/>
-          <w:szCs w:val="30"/>
-          <w:lang w:val="en-US" w:eastAsia="zh-CN"/>
-        </w:rPr>
-        <w:t>***</w:t>
-      </w:r>
-      <w:r>
-        <w:rPr>
-          <w:rFonts w:hint="eastAsia" w:ascii="仿宋_GB2312" w:eastAsia="仿宋_GB2312"/>
-          <w:sz w:val="30"/>
-          <w:szCs w:val="30"/>
-        </w:rPr>
-        <w:t>局（单位）局长（职务称谓）；本人在单位内的分工情况。</w:t>
+        <w:t xml:space="preserve">一、本人于{tenureStartYear}年{tenureStartMonth}月至{tenureEndYear}年{tenureEndMonth}月任{unitName}{positionTitle}；{divisionOfLabor}。</w:t>
       </w:r>
     </w:p>
     <w:p>
@@ -188,6 +84,16 @@
         </w:rPr>
         <w:t xml:space="preserve">本部门（单位）预算执行情况（近3年）； </w:t>
       </w:r>
+      <w:r>
+        <w:rPr>
+          <w:rFonts w:hint="eastAsia" w:ascii="仿宋_GB2312" w:hAnsi="宋体" w:eastAsia="仿宋_GB2312" w:cs="宋体"/>
+          <w:color w:val="000000"/>
+          <w:kern w:val="0"/>
+          <w:sz w:val="30"/>
+          <w:szCs w:val="30"/>
+        </w:rPr>
+        <w:t xml:space="preserve">{budgetExecution}</w:t>
+      </w:r>
     </w:p>
     <w:p>
       <w:pPr>
@@ -244,6 +150,14 @@
         </w:rPr>
         <w:t>专项资金等管理使用情况。</w:t>
       </w:r>
+      <w:r>
+        <w:rPr>
+          <w:rFonts w:hint="eastAsia" w:ascii="仿宋_GB2312" w:eastAsia="仿宋_GB2312"/>
+          <w:sz w:val="30"/>
+          <w:szCs w:val="30"/>
+        </w:rPr>
+        <w:t xml:space="preserve">{financialStatus}</w:t>
+      </w:r>
     </w:p>
     <w:p>
       <w:pPr>
@@ -280,6 +194,14 @@
         </w:rPr>
         <w:t>管理中取得的成绩和不足，哪些决策是集体形成，哪些是自己应负的主要责任。</w:t>
       </w:r>
+      <w:r>
+        <w:rPr>
+          <w:rFonts w:hint="eastAsia" w:ascii="仿宋_GB2312" w:hAnsi="宋体" w:eastAsia="仿宋_GB2312" w:cs="宋体"/>
+          <w:sz w:val="30"/>
+          <w:szCs w:val="30"/>
+        </w:rPr>
+        <w:t xml:space="preserve">{institutionalRules}</w:t>
+      </w:r>
     </w:p>
     <w:p>
       <w:pPr>
@@ -310,6 +232,16 @@
         </w:rPr>
         <w:t>本部门（单位）预算执行、财政收支和财务收支真实、合法、效益情况。</w:t>
       </w:r>
+      <w:r>
+        <w:rPr>
+          <w:rFonts w:hint="eastAsia" w:ascii="仿宋_GB2312" w:hAnsi="宋体" w:eastAsia="仿宋_GB2312" w:cs="宋体"/>
+          <w:color w:val="000000"/>
+          <w:kern w:val="0"/>
+          <w:sz w:val="30"/>
+          <w:szCs w:val="30"/>
+        </w:rPr>
+        <w:t xml:space="preserve">{authenticityLegality}</w:t>
+      </w:r>
     </w:p>
     <w:p>
       <w:pPr>
@@ -328,6 +260,14 @@
         </w:rPr>
         <w:t>六、由本单位管理的各种社会团体或其他经济组织的财务和资产状况。</w:t>
       </w:r>
+      <w:r>
+        <w:rPr>
+          <w:rFonts w:hint="eastAsia" w:ascii="仿宋_GB2312" w:eastAsia="仿宋_GB2312"/>
+          <w:sz w:val="30"/>
+          <w:szCs w:val="30"/>
+        </w:rPr>
+        <w:t xml:space="preserve">{socialOrganizations}</w:t>
+      </w:r>
     </w:p>
     <w:p>
       <w:pPr>
@@ -358,6 +298,16 @@
         </w:rPr>
         <w:t>重要投资项目的建设和管理情况（简要）。</w:t>
       </w:r>
+      <w:r>
+        <w:rPr>
+          <w:rFonts w:hint="eastAsia" w:ascii="仿宋_GB2312" w:hAnsi="宋体" w:eastAsia="仿宋_GB2312" w:cs="宋体"/>
+          <w:color w:val="000000"/>
+          <w:kern w:val="0"/>
+          <w:sz w:val="30"/>
+          <w:szCs w:val="30"/>
+        </w:rPr>
+        <w:t xml:space="preserve">{majorInvestments}</w:t>
+      </w:r>
     </w:p>
     <w:p>
       <w:pPr>
@@ -376,6 +326,14 @@
         </w:rPr>
         <w:t>八、任期内未了的工程项目的相关情况。任期末未了的承包、租赁等经济往来事项相关情况。任期内已发生但尚未处理或尚未处理完毕的经济纠纷、诉讼事项。有无账外债权债务。</w:t>
       </w:r>
+      <w:r>
+        <w:rPr>
+          <w:rFonts w:hint="eastAsia" w:ascii="仿宋_GB2312" w:eastAsia="仿宋_GB2312"/>
+          <w:sz w:val="30"/>
+          <w:szCs w:val="30"/>
+        </w:rPr>
+        <w:t xml:space="preserve">{unfinishedProjects}</w:t>
+      </w:r>
     </w:p>
     <w:p>
       <w:pPr>
@@ -397,6 +355,16 @@
           <w:szCs w:val="30"/>
         </w:rPr>
         <w:t>九、对下属单位财政收支、财务收支以及有关经济活动是如何管理和监督的。</w:t>
+      </w:r>
+      <w:r>
+        <w:rPr>
+          <w:rFonts w:hint="eastAsia" w:ascii="仿宋_GB2312" w:hAnsi="宋体" w:eastAsia="仿宋_GB2312" w:cs="宋体"/>
+          <w:color w:val="000000"/>
+          <w:kern w:val="0"/>
+          <w:sz w:val="30"/>
+          <w:szCs w:val="30"/>
+        </w:rPr>
+        <w:t xml:space="preserve">{subordinateSupervision}</w:t>
       </w:r>
     </w:p>
     <w:p>
@@ -422,6 +390,14 @@
         </w:rPr>
         <w:t>离任领导干部个人保管及使用的公物、公款、以及个人往来是否结清。</w:t>
       </w:r>
+      <w:r>
+        <w:rPr>
+          <w:rFonts w:hint="eastAsia" w:ascii="仿宋_GB2312" w:eastAsia="仿宋_GB2312"/>
+          <w:sz w:val="30"/>
+          <w:szCs w:val="30"/>
+        </w:rPr>
+        <w:t xml:space="preserve">{publicPropertySettlement}</w:t>
+      </w:r>
     </w:p>
     <w:p>
       <w:pPr>
@@ -477,6 +453,14 @@
         </w:rPr>
         <w:t>）。</w:t>
       </w:r>
+      <w:r>
+        <w:rPr>
+          <w:rFonts w:hint="eastAsia" w:ascii="仿宋_GB2312" w:eastAsia="仿宋_GB2312"/>
+          <w:sz w:val="30"/>
+          <w:szCs w:val="30"/>
+        </w:rPr>
+        <w:t xml:space="preserve">{majorDecisions}</w:t>
+      </w:r>
     </w:p>
     <w:p>
       <w:pPr>
@@ -496,6 +480,14 @@
         </w:rPr>
         <w:t>十二、任期内经济管理中取得的业绩（简要陈述）。</w:t>
       </w:r>
+      <w:r>
+        <w:rPr>
+          <w:rFonts w:hint="eastAsia" w:ascii="仿宋_GB2312" w:eastAsia="仿宋_GB2312"/>
+          <w:sz w:val="30"/>
+          <w:szCs w:val="30"/>
+        </w:rPr>
+        <w:t xml:space="preserve">{economicAchievements}</w:t>
+      </w:r>
     </w:p>
     <w:p>
       <w:pPr>
@@ -515,6 +507,14 @@
         </w:rPr>
         <w:t>十三、个人经济行为，着重反映以下内容：</w:t>
       </w:r>
+      <w:r>
+        <w:rPr>
+          <w:rFonts w:hint="eastAsia" w:ascii="仿宋_GB2312" w:eastAsia="仿宋_GB2312"/>
+          <w:sz w:val="30"/>
+          <w:szCs w:val="30"/>
+        </w:rPr>
+        <w:t xml:space="preserve">{personalEconomic}</w:t>
+      </w:r>
     </w:p>
     <w:p>
       <w:pPr>
@@ -609,6 +609,14 @@
         </w:rPr>
         <w:t>十四、其他有无违反领导干部廉洁从政规定等问题。</w:t>
       </w:r>
+      <w:r>
+        <w:rPr>
+          <w:rFonts w:hint="eastAsia" w:ascii="仿宋_GB2312" w:eastAsia="仿宋_GB2312"/>
+          <w:sz w:val="30"/>
+          <w:szCs w:val="30"/>
+        </w:rPr>
+        <w:t xml:space="preserve">{otherViolations}</w:t>
+      </w:r>
     </w:p>
     <w:p>
       <w:pPr>
@@ -631,6 +639,16 @@
         </w:rPr>
         <w:t>十五、遵守有关经济法律法规、贯彻执行党和国家有关经济工作的方针政策和如何决策部署等情况；</w:t>
       </w:r>
+      <w:r>
+        <w:rPr>
+          <w:rFonts w:hint="eastAsia" w:ascii="仿宋_GB2312" w:hAnsi="宋体" w:eastAsia="仿宋_GB2312" w:cs="宋体"/>
+          <w:color w:val="000000"/>
+          <w:kern w:val="0"/>
+          <w:sz w:val="30"/>
+          <w:szCs w:val="30"/>
+        </w:rPr>
+        <w:t xml:space="preserve">{lawCompliance}</w:t>
+      </w:r>
     </w:p>
     <w:p>
       <w:pPr>
@@ -651,6 +669,16 @@
         </w:rPr>
         <w:t>十六、经济责任方面简要的自我评价。</w:t>
       </w:r>
+      <w:r>
+        <w:rPr>
+          <w:rFonts w:hint="eastAsia" w:ascii="仿宋_GB2312" w:hAnsi="宋体" w:eastAsia="仿宋_GB2312" w:cs="宋体"/>
+          <w:color w:val="000000"/>
+          <w:kern w:val="0"/>
+          <w:sz w:val="30"/>
+          <w:szCs w:val="30"/>
+        </w:rPr>
+        <w:t xml:space="preserve">{selfEvaluation}</w:t>
+      </w:r>
     </w:p>
     <w:p>
       <w:pPr>
@@ -677,6 +705,14 @@
           <w:szCs w:val="30"/>
         </w:rPr>
         <w:t>十七、任职期间取得的主要成绩和存在的不足。</w:t>
+      </w:r>
+      <w:r>
+        <w:rPr>
+          <w:rFonts w:hint="eastAsia" w:ascii="仿宋_GB2312" w:eastAsia="仿宋_GB2312"/>
+          <w:sz w:val="30"/>
+          <w:szCs w:val="30"/>
+        </w:rPr>
+        <w:t xml:space="preserve">{achievementsAndShortcomings}</w:t>
       </w:r>
     </w:p>
     <w:p>
@@ -698,6 +734,15 @@
         </w:rPr>
         <w:t>述职人签字：</w:t>
       </w:r>
+      <w:r>
+        <w:rPr>
+          <w:rFonts w:hint="eastAsia" w:ascii="仿宋_GB2312" w:eastAsia="仿宋_GB2312"/>
+          <w:b/>
+          <w:sz w:val="30"/>
+          <w:szCs w:val="30"/>
+        </w:rPr>
+        <w:t xml:space="preserve">{reporterSignature}</w:t>
+      </w:r>
     </w:p>
     <w:p>
       <w:pPr>
@@ -716,7 +761,7 @@
           <w:sz w:val="30"/>
           <w:szCs w:val="30"/>
         </w:rPr>
-        <w:t xml:space="preserve">                              年  月  日</w:t>
+        <w:t xml:space="preserve">                              {reportDate}</w:t>
       </w:r>
     </w:p>
     <w:p>
